--- a/All the college work/semester 3/ADS lab/File work.docx
+++ b/All the college work/semester 3/ADS lab/File work.docx
@@ -1,26 +1,70 @@
 
 <file path=word/document.xml><?xml version="1.0" encoding="utf-8"?>
 <w:document xmlns:wpc="http://schemas.microsoft.com/office/word/2010/wordprocessingCanvas" xmlns:cx="http://schemas.microsoft.com/office/drawing/2014/chartex" xmlns:cx1="http://schemas.microsoft.com/office/drawing/2015/9/8/chartex" xmlns:cx2="http://schemas.microsoft.com/office/drawing/2015/10/21/chartex" xmlns:cx3="http://schemas.microsoft.com/office/drawing/2016/5/9/chartex" xmlns:cx4="http://schemas.microsoft.com/office/drawing/2016/5/10/chartex" xmlns:cx5="http://schemas.microsoft.com/office/drawing/2016/5/11/chartex" xmlns:cx6="http://schemas.microsoft.com/office/drawing/2016/5/12/chartex" xmlns:cx7="http://schemas.microsoft.com/office/drawing/2016/5/13/chartex" xmlns:cx8="http://schemas.microsoft.com/office/drawing/2016/5/14/chartex" xmlns:mc="http://schemas.openxmlformats.org/markup-compatibility/2006" xmlns:aink="http://schemas.microsoft.com/office/drawing/2016/ink" xmlns:am3d="http://schemas.microsoft.com/office/drawing/2017/model3d" xmlns:o="urn:schemas-microsoft-com:office:office" xmlns:oel="http://schemas.microsoft.com/office/2019/extlst" xmlns:r="http://schemas.openxmlformats.org/officeDocument/2006/relationships" xmlns:m="http://schemas.openxmlformats.org/officeDocument/2006/math" xmlns:v="urn:schemas-microsoft-com:vml" xmlns:wp14="http://schemas.microsoft.com/office/word/2010/wordprocessingDrawing" xmlns:wp="http://schemas.openxmlformats.org/drawingml/2006/wordprocessingDrawing" xmlns:w10="urn:schemas-microsoft-com:office:word" xmlns:w="http://schemas.openxmlformats.org/wordprocessingml/2006/main" xmlns:w14="http://schemas.microsoft.com/office/word/2010/wordml" xmlns:w15="http://schemas.microsoft.com/office/word/2012/wordml" xmlns:w16cei="http://schemas.microsoft.com/office/word/2026/wordml/cei" xmlns:w16cex="http://schemas.microsoft.com/office/word/2018/wordml/cex" xmlns:w16cid="http://schemas.microsoft.com/office/word/2016/wordml/cid" xmlns:w16="http://schemas.microsoft.com/office/word/2018/wordml" xmlns:w16du="http://schemas.microsoft.com/office/word/2023/wordml/word16du" xmlns:w16sdtdh="http://schemas.microsoft.com/office/word/2020/wordml/sdtdatahash" xmlns:w16sdtfl="http://schemas.microsoft.com/office/word/2024/wordml/sdtformatlock" xmlns:w16se="http://schemas.microsoft.com/office/word/2015/wordml/symex" xmlns:wpg="http://schemas.microsoft.com/office/word/2010/wordprocessingGroup" xmlns:wpi="http://schemas.microsoft.com/office/word/2010/wordprocessingInk" xmlns:wne="http://schemas.microsoft.com/office/word/2006/wordml" xmlns:wps="http://schemas.microsoft.com/office/word/2010/wordprocessingShape" mc:Ignorable="w14 w15 w16se w16cid w16 w16cex w16sdtdh w16sdtfl w16du wp14">
-  <w:background w:color="0D0D0D" w:themeColor="text1" w:themeTint="F2"/>
+  <w:background w:color="F2F2F2" w:themeColor="background1" w:themeShade="F2"/>
   <w:body>
     <w:p>
       <w:pPr>
-        <w:rPr>
-          <w:b/>
-          <w:bCs/>
-          <w:sz w:val="36"/>
-          <w:szCs w:val="36"/>
-        </w:rPr>
-      </w:pPr>
-      <w:r>
-        <w:rPr>
-          <w:b/>
-          <w:bCs/>
-          <w:sz w:val="36"/>
-          <w:szCs w:val="36"/>
+        <w:jc w:val="center"/>
+        <w:rPr>
+          <w:b/>
+          <w:bCs/>
+          <w:sz w:val="56"/>
+          <w:szCs w:val="56"/>
+          <w:u w:val="single"/>
           <w:lang w:val="en-US"/>
         </w:rPr>
-        <w:t xml:space="preserve">Objective: </w:t>
+      </w:pPr>
+      <w:r>
+        <w:rPr>
+          <w:b/>
+          <w:bCs/>
+          <w:sz w:val="56"/>
+          <w:szCs w:val="56"/>
+          <w:u w:val="single"/>
+          <w:lang w:val="en-US"/>
+        </w:rPr>
+        <w:t>Experiment-1</w:t>
+      </w:r>
+    </w:p>
+    <w:p>
+      <w:pPr>
+        <w:rPr>
+          <w:b/>
+          <w:bCs/>
+          <w:sz w:val="36"/>
+          <w:szCs w:val="36"/>
+        </w:rPr>
+      </w:pPr>
+      <w:r>
+        <w:rPr>
+          <w:b/>
+          <w:bCs/>
+          <w:sz w:val="36"/>
+          <w:szCs w:val="36"/>
+          <w:lang w:val="en-US"/>
+        </w:rPr>
+        <w:t>Objective</w:t>
+      </w:r>
+      <w:r>
+        <w:rPr>
+          <w:b/>
+          <w:bCs/>
+          <w:sz w:val="36"/>
+          <w:szCs w:val="36"/>
+          <w:lang w:val="en-US"/>
+        </w:rPr>
+        <w:t>1</w:t>
+      </w:r>
+      <w:r>
+        <w:rPr>
+          <w:b/>
+          <w:bCs/>
+          <w:sz w:val="36"/>
+          <w:szCs w:val="36"/>
+          <w:lang w:val="en-US"/>
+        </w:rPr>
+        <w:t xml:space="preserve">: </w:t>
       </w:r>
       <w:r>
         <w:rPr>
@@ -194,8 +238,25 @@
           <w:sz w:val="36"/>
           <w:szCs w:val="36"/>
         </w:rPr>
-        <w:lastRenderedPageBreak/>
-        <w:t>Objective:</w:t>
+        <w:t>Objective</w:t>
+      </w:r>
+      <w:r>
+        <w:rPr>
+          <w:b/>
+          <w:bCs/>
+          <w:sz w:val="36"/>
+          <w:szCs w:val="36"/>
+        </w:rPr>
+        <w:t>2</w:t>
+      </w:r>
+      <w:r>
+        <w:rPr>
+          <w:b/>
+          <w:bCs/>
+          <w:sz w:val="36"/>
+          <w:szCs w:val="36"/>
+        </w:rPr>
+        <w:t>:</w:t>
       </w:r>
       <w:r>
         <w:rPr>
@@ -507,7 +568,25 @@
           <w:szCs w:val="36"/>
         </w:rPr>
         <w:lastRenderedPageBreak/>
-        <w:t>Objective: To convert Infix to Postfix using Stack.</w:t>
+        <w:t>Objective</w:t>
+      </w:r>
+      <w:r>
+        <w:rPr>
+          <w:b/>
+          <w:bCs/>
+          <w:sz w:val="36"/>
+          <w:szCs w:val="36"/>
+        </w:rPr>
+        <w:t>3</w:t>
+      </w:r>
+      <w:r>
+        <w:rPr>
+          <w:b/>
+          <w:bCs/>
+          <w:sz w:val="36"/>
+          <w:szCs w:val="36"/>
+        </w:rPr>
+        <w:t>: To convert Infix to Postfix using Stack.</w:t>
       </w:r>
     </w:p>
     <w:p>
@@ -542,6 +621,7 @@
         <w:rPr>
           <w:b/>
           <w:bCs/>
+          <w:noProof/>
           <w:sz w:val="36"/>
           <w:szCs w:val="36"/>
         </w:rPr>
@@ -595,6 +675,7 @@
         <w:rPr>
           <w:b/>
           <w:bCs/>
+          <w:noProof/>
           <w:sz w:val="36"/>
           <w:szCs w:val="36"/>
         </w:rPr>
@@ -648,6 +729,7 @@
         <w:rPr>
           <w:b/>
           <w:bCs/>
+          <w:noProof/>
           <w:sz w:val="36"/>
           <w:szCs w:val="36"/>
         </w:rPr>
@@ -721,6 +803,7 @@
         <w:rPr>
           <w:b/>
           <w:bCs/>
+          <w:noProof/>
           <w:sz w:val="36"/>
           <w:szCs w:val="36"/>
         </w:rPr>
@@ -878,7 +961,25 @@
           <w:szCs w:val="36"/>
         </w:rPr>
         <w:lastRenderedPageBreak/>
-        <w:t>Objective: To convert infix to prefix using Stack</w:t>
+        <w:t>Objective</w:t>
+      </w:r>
+      <w:r>
+        <w:rPr>
+          <w:b/>
+          <w:bCs/>
+          <w:sz w:val="36"/>
+          <w:szCs w:val="36"/>
+        </w:rPr>
+        <w:t>4</w:t>
+      </w:r>
+      <w:r>
+        <w:rPr>
+          <w:b/>
+          <w:bCs/>
+          <w:sz w:val="36"/>
+          <w:szCs w:val="36"/>
+        </w:rPr>
+        <w:t>: To convert infix to prefix using Stack</w:t>
       </w:r>
     </w:p>
     <w:p>
@@ -913,6 +1014,7 @@
         <w:rPr>
           <w:b/>
           <w:bCs/>
+          <w:noProof/>
           <w:sz w:val="36"/>
           <w:szCs w:val="36"/>
         </w:rPr>
@@ -962,6 +1064,7 @@
       </w:pPr>
       <w:r>
         <w:rPr>
+          <w:noProof/>
           <w:sz w:val="36"/>
           <w:szCs w:val="36"/>
         </w:rPr>
@@ -1011,6 +1114,7 @@
       </w:pPr>
       <w:r>
         <w:rPr>
+          <w:noProof/>
           <w:sz w:val="36"/>
           <w:szCs w:val="36"/>
         </w:rPr>
@@ -1068,6 +1172,7 @@
       </w:pPr>
       <w:r>
         <w:rPr>
+          <w:noProof/>
           <w:sz w:val="36"/>
           <w:szCs w:val="36"/>
         </w:rPr>
@@ -1117,6 +1222,7 @@
       </w:pPr>
       <w:r>
         <w:rPr>
+          <w:noProof/>
           <w:sz w:val="36"/>
           <w:szCs w:val="36"/>
         </w:rPr>
@@ -1206,6 +1312,7 @@
       </w:pPr>
       <w:r>
         <w:rPr>
+          <w:noProof/>
           <w:sz w:val="36"/>
           <w:szCs w:val="36"/>
         </w:rPr>
@@ -1286,6 +1393,7 @@
         <w:rPr>
           <w:b/>
           <w:bCs/>
+          <w:noProof/>
           <w:sz w:val="36"/>
           <w:szCs w:val="36"/>
         </w:rPr>
